--- a/docs/qms/evidence-2026/15_Testing/Test_Cases/TC-EM-REL-106_Release_identification_and_traceability.docx
+++ b/docs/qms/evidence-2026/15_Testing/Test_Cases/TC-EM-REL-106_Release_identification_and_traceability.docx
@@ -512,7 +512,7 @@
                 <w:sz w:val="17"/>
                 <w:szCs w:val="17"/>
               </w:rPr>
-              <w:t xml:space="preserve">Executed</w:t>
+              <w:t xml:space="preserve">Executed (initial)</w:t>
             </w:r>
           </w:p>
         </w:tc>
@@ -572,7 +572,127 @@
                 <w:sz w:val="17"/>
                 <w:szCs w:val="17"/>
               </w:rPr>
-              <w:t xml:space="preserve">Result</w:t>
+              <w:t xml:space="preserve">Initial result</w:t>
+            </w:r>
+          </w:p>
+        </w:tc>
+        <w:tc>
+          <w:tcPr>
+            <w:tcW w:type="dxa" w:w="6760"/>
+            <w:tcBorders>
+              <w:top w:val="single" w:color="BFC7D5" w:sz="4"/>
+              <w:left w:val="single" w:color="BFC7D5" w:sz="4"/>
+              <w:bottom w:val="single" w:color="BFC7D5" w:sz="4"/>
+              <w:right w:val="single" w:color="BFC7D5" w:sz="4"/>
+            </w:tcBorders>
+            <w:shd w:fill="E3F4E8" w:color="auto" w:val="clear"/>
+            <w:tcMar>
+              <w:top w:type="dxa" w:w="60"/>
+              <w:left w:type="dxa" w:w="90"/>
+              <w:bottom w:type="dxa" w:w="60"/>
+              <w:right w:type="dxa" w:w="90"/>
+            </w:tcMar>
+          </w:tcPr>
+          <w:p>
+            <w:r>
+              <w:rPr>
+                <w:b/>
+                <w:bCs/>
+                <w:sz w:val="17"/>
+                <w:szCs w:val="17"/>
+              </w:rPr>
+              <w:t xml:space="preserve">Pass</w:t>
+            </w:r>
+          </w:p>
+        </w:tc>
+      </w:tr>
+      <w:tr>
+        <w:tc>
+          <w:tcPr>
+            <w:tcW w:type="dxa" w:w="2600"/>
+            <w:tcBorders>
+              <w:top w:val="single" w:color="BFC7D5" w:sz="4"/>
+              <w:left w:val="single" w:color="BFC7D5" w:sz="4"/>
+              <w:bottom w:val="single" w:color="BFC7D5" w:sz="4"/>
+              <w:right w:val="single" w:color="BFC7D5" w:sz="4"/>
+            </w:tcBorders>
+            <w:tcMar>
+              <w:top w:type="dxa" w:w="60"/>
+              <w:left w:type="dxa" w:w="90"/>
+              <w:bottom w:type="dxa" w:w="60"/>
+              <w:right w:type="dxa" w:w="90"/>
+            </w:tcMar>
+          </w:tcPr>
+          <w:p>
+            <w:r>
+              <w:rPr>
+                <w:b w:val="false"/>
+                <w:bCs w:val="false"/>
+                <w:color w:val="222222"/>
+                <w:sz w:val="17"/>
+                <w:szCs w:val="17"/>
+              </w:rPr>
+              <w:t xml:space="preserve">Re-test (v1.4.1)</w:t>
+            </w:r>
+          </w:p>
+        </w:tc>
+        <w:tc>
+          <w:tcPr>
+            <w:tcW w:type="dxa" w:w="6760"/>
+            <w:tcBorders>
+              <w:top w:val="single" w:color="BFC7D5" w:sz="4"/>
+              <w:left w:val="single" w:color="BFC7D5" w:sz="4"/>
+              <w:bottom w:val="single" w:color="BFC7D5" w:sz="4"/>
+              <w:right w:val="single" w:color="BFC7D5" w:sz="4"/>
+            </w:tcBorders>
+            <w:tcMar>
+              <w:top w:type="dxa" w:w="60"/>
+              <w:left w:type="dxa" w:w="90"/>
+              <w:bottom w:type="dxa" w:w="60"/>
+              <w:right w:type="dxa" w:w="90"/>
+            </w:tcMar>
+          </w:tcPr>
+          <w:p>
+            <w:r>
+              <w:rPr>
+                <w:b w:val="false"/>
+                <w:bCs w:val="false"/>
+                <w:color w:val="222222"/>
+                <w:sz w:val="17"/>
+                <w:szCs w:val="17"/>
+              </w:rPr>
+              <w:t xml:space="preserve">2026-10-06 22:28:47 UTC</w:t>
+            </w:r>
+          </w:p>
+        </w:tc>
+      </w:tr>
+      <w:tr>
+        <w:tc>
+          <w:tcPr>
+            <w:tcW w:type="dxa" w:w="2600"/>
+            <w:tcBorders>
+              <w:top w:val="single" w:color="BFC7D5" w:sz="4"/>
+              <w:left w:val="single" w:color="BFC7D5" w:sz="4"/>
+              <w:bottom w:val="single" w:color="BFC7D5" w:sz="4"/>
+              <w:right w:val="single" w:color="BFC7D5" w:sz="4"/>
+            </w:tcBorders>
+            <w:tcMar>
+              <w:top w:type="dxa" w:w="60"/>
+              <w:left w:type="dxa" w:w="90"/>
+              <w:bottom w:type="dxa" w:w="60"/>
+              <w:right w:type="dxa" w:w="90"/>
+            </w:tcMar>
+          </w:tcPr>
+          <w:p>
+            <w:r>
+              <w:rPr>
+                <w:b w:val="false"/>
+                <w:bCs w:val="false"/>
+                <w:color w:val="222222"/>
+                <w:sz w:val="17"/>
+                <w:szCs w:val="17"/>
+              </w:rPr>
+              <w:t xml:space="preserve">Final result</w:t>
             </w:r>
           </w:p>
         </w:tc>
@@ -1598,6 +1718,507 @@
         <w:pStyle w:val="Heading1"/>
       </w:pPr>
       <w:r>
+        <w:t xml:space="preserve">Re-test on release v1.4.1 (run 4)</w:t>
+      </w:r>
+    </w:p>
+    <w:p>
+      <w:pPr>
+        <w:spacing w:after="100"/>
+      </w:pPr>
+      <w:r>
+        <w:t xml:space="preserve">Executed 2026-10-06 22:28:47 UTC after the defect corrections and release v1.4.1. Earlier re-tests (runs 2 and 3) are retained in </w:t>
+      </w:r>
+      <w:r>
+        <w:rPr>
+          <w:rFonts w:ascii="Consolas" w:cs="Consolas" w:eastAsia="Consolas" w:hAnsi="Consolas"/>
+          <w:sz w:val="19"/>
+          <w:szCs w:val="19"/>
+        </w:rPr>
+        <w:t xml:space="preserve">Execution_Records/</w:t>
+      </w:r>
+      <w:r>
+        <w:t xml:space="preserve">.</w:t>
+      </w:r>
+    </w:p>
+    <w:tbl>
+      <w:tblPr>
+        <w:tblW w:type="dxa" w:w="9360"/>
+        <w:tblBorders>
+          <w:top w:val="single" w:color="auto" w:sz="4"/>
+          <w:left w:val="single" w:color="auto" w:sz="4"/>
+          <w:bottom w:val="single" w:color="auto" w:sz="4"/>
+          <w:right w:val="single" w:color="auto" w:sz="4"/>
+          <w:insideH w:val="single" w:color="auto" w:sz="4"/>
+          <w:insideV w:val="single" w:color="auto" w:sz="4"/>
+        </w:tblBorders>
+      </w:tblPr>
+      <w:tblGrid>
+        <w:gridCol w:w="1100"/>
+        <w:gridCol w:w="7060"/>
+        <w:gridCol w:w="1200"/>
+      </w:tblGrid>
+      <w:tr>
+        <w:trPr>
+          <w:tblHeader/>
+        </w:trPr>
+        <w:tc>
+          <w:tcPr>
+            <w:tcW w:type="dxa" w:w="1100"/>
+            <w:tcBorders>
+              <w:top w:val="single" w:color="BFC7D5" w:sz="4"/>
+              <w:left w:val="single" w:color="BFC7D5" w:sz="4"/>
+              <w:bottom w:val="single" w:color="BFC7D5" w:sz="4"/>
+              <w:right w:val="single" w:color="BFC7D5" w:sz="4"/>
+            </w:tcBorders>
+            <w:shd w:fill="1F3A5F" w:color="auto" w:val="clear"/>
+            <w:tcMar>
+              <w:top w:type="dxa" w:w="60"/>
+              <w:left w:type="dxa" w:w="90"/>
+              <w:bottom w:type="dxa" w:w="60"/>
+              <w:right w:type="dxa" w:w="90"/>
+            </w:tcMar>
+          </w:tcPr>
+          <w:p>
+            <w:r>
+              <w:rPr>
+                <w:b/>
+                <w:bCs/>
+                <w:color w:val="FFFFFF"/>
+                <w:sz w:val="17"/>
+                <w:szCs w:val="17"/>
+              </w:rPr>
+              <w:t xml:space="preserve">Step</w:t>
+            </w:r>
+          </w:p>
+        </w:tc>
+        <w:tc>
+          <w:tcPr>
+            <w:tcW w:type="dxa" w:w="7060"/>
+            <w:tcBorders>
+              <w:top w:val="single" w:color="BFC7D5" w:sz="4"/>
+              <w:left w:val="single" w:color="BFC7D5" w:sz="4"/>
+              <w:bottom w:val="single" w:color="BFC7D5" w:sz="4"/>
+              <w:right w:val="single" w:color="BFC7D5" w:sz="4"/>
+            </w:tcBorders>
+            <w:shd w:fill="1F3A5F" w:color="auto" w:val="clear"/>
+            <w:tcMar>
+              <w:top w:type="dxa" w:w="60"/>
+              <w:left w:type="dxa" w:w="90"/>
+              <w:bottom w:type="dxa" w:w="60"/>
+              <w:right w:type="dxa" w:w="90"/>
+            </w:tcMar>
+          </w:tcPr>
+          <w:p>
+            <w:r>
+              <w:rPr>
+                <w:b/>
+                <w:bCs/>
+                <w:color w:val="FFFFFF"/>
+                <w:sz w:val="17"/>
+                <w:szCs w:val="17"/>
+              </w:rPr>
+              <w:t xml:space="preserve">Actual (as observed)</w:t>
+            </w:r>
+          </w:p>
+        </w:tc>
+        <w:tc>
+          <w:tcPr>
+            <w:tcW w:type="dxa" w:w="1200"/>
+            <w:tcBorders>
+              <w:top w:val="single" w:color="BFC7D5" w:sz="4"/>
+              <w:left w:val="single" w:color="BFC7D5" w:sz="4"/>
+              <w:bottom w:val="single" w:color="BFC7D5" w:sz="4"/>
+              <w:right w:val="single" w:color="BFC7D5" w:sz="4"/>
+            </w:tcBorders>
+            <w:shd w:fill="1F3A5F" w:color="auto" w:val="clear"/>
+            <w:tcMar>
+              <w:top w:type="dxa" w:w="60"/>
+              <w:left w:type="dxa" w:w="90"/>
+              <w:bottom w:type="dxa" w:w="60"/>
+              <w:right w:type="dxa" w:w="90"/>
+            </w:tcMar>
+          </w:tcPr>
+          <w:p>
+            <w:r>
+              <w:rPr>
+                <w:b/>
+                <w:bCs/>
+                <w:color w:val="FFFFFF"/>
+                <w:sz w:val="17"/>
+                <w:szCs w:val="17"/>
+              </w:rPr>
+              <w:t xml:space="preserve">Result</w:t>
+            </w:r>
+          </w:p>
+        </w:tc>
+      </w:tr>
+      <w:tr>
+        <w:tc>
+          <w:tcPr>
+            <w:tcW w:type="dxa" w:w="1100"/>
+            <w:tcBorders>
+              <w:top w:val="single" w:color="BFC7D5" w:sz="4"/>
+              <w:left w:val="single" w:color="BFC7D5" w:sz="4"/>
+              <w:bottom w:val="single" w:color="BFC7D5" w:sz="4"/>
+              <w:right w:val="single" w:color="BFC7D5" w:sz="4"/>
+            </w:tcBorders>
+            <w:tcMar>
+              <w:top w:type="dxa" w:w="60"/>
+              <w:left w:type="dxa" w:w="90"/>
+              <w:bottom w:type="dxa" w:w="60"/>
+              <w:right w:type="dxa" w:w="90"/>
+            </w:tcMar>
+          </w:tcPr>
+          <w:p>
+            <w:r>
+              <w:rPr>
+                <w:b w:val="false"/>
+                <w:bCs w:val="false"/>
+                <w:color w:val="222222"/>
+                <w:sz w:val="17"/>
+                <w:szCs w:val="17"/>
+              </w:rPr>
+              <w:t xml:space="preserve">REL-106.1</w:t>
+            </w:r>
+          </w:p>
+        </w:tc>
+        <w:tc>
+          <w:tcPr>
+            <w:tcW w:type="dxa" w:w="7060"/>
+            <w:tcBorders>
+              <w:top w:val="single" w:color="BFC7D5" w:sz="4"/>
+              <w:left w:val="single" w:color="BFC7D5" w:sz="4"/>
+              <w:bottom w:val="single" w:color="BFC7D5" w:sz="4"/>
+              <w:right w:val="single" w:color="BFC7D5" w:sz="4"/>
+            </w:tcBorders>
+            <w:tcMar>
+              <w:top w:type="dxa" w:w="60"/>
+              <w:left w:type="dxa" w:w="90"/>
+              <w:bottom w:type="dxa" w:w="60"/>
+              <w:right w:type="dxa" w:w="90"/>
+            </w:tcMar>
+          </w:tcPr>
+          <w:p>
+            <w:r>
+              <w:rPr>
+                <w:b w:val="false"/>
+                <w:bCs w:val="false"/>
+                <w:color w:val="222222"/>
+                <w:sz w:val="17"/>
+                <w:szCs w:val="17"/>
+              </w:rPr>
+              <w:t xml:space="preserve">HTTP 200 {'app': 'EchoMind Backend', 'version': '1.4.1', 'commit': 'f1b8445a994e3b3eb9201e93c58d327b30664d9b', 'date': '2026-10-06T22:17:01Z'}</w:t>
+            </w:r>
+          </w:p>
+        </w:tc>
+        <w:tc>
+          <w:tcPr>
+            <w:tcW w:type="dxa" w:w="1200"/>
+            <w:tcBorders>
+              <w:top w:val="single" w:color="BFC7D5" w:sz="4"/>
+              <w:left w:val="single" w:color="BFC7D5" w:sz="4"/>
+              <w:bottom w:val="single" w:color="BFC7D5" w:sz="4"/>
+              <w:right w:val="single" w:color="BFC7D5" w:sz="4"/>
+            </w:tcBorders>
+            <w:shd w:fill="E3F4E8" w:color="auto" w:val="clear"/>
+            <w:tcMar>
+              <w:top w:type="dxa" w:w="60"/>
+              <w:left w:type="dxa" w:w="90"/>
+              <w:bottom w:type="dxa" w:w="60"/>
+              <w:right w:type="dxa" w:w="90"/>
+            </w:tcMar>
+          </w:tcPr>
+          <w:p>
+            <w:r>
+              <w:rPr>
+                <w:b/>
+                <w:bCs/>
+                <w:sz w:val="17"/>
+                <w:szCs w:val="17"/>
+              </w:rPr>
+              <w:t xml:space="preserve">Pass</w:t>
+            </w:r>
+          </w:p>
+        </w:tc>
+      </w:tr>
+      <w:tr>
+        <w:tc>
+          <w:tcPr>
+            <w:tcW w:type="dxa" w:w="1100"/>
+            <w:tcBorders>
+              <w:top w:val="single" w:color="BFC7D5" w:sz="4"/>
+              <w:left w:val="single" w:color="BFC7D5" w:sz="4"/>
+              <w:bottom w:val="single" w:color="BFC7D5" w:sz="4"/>
+              <w:right w:val="single" w:color="BFC7D5" w:sz="4"/>
+            </w:tcBorders>
+            <w:tcMar>
+              <w:top w:type="dxa" w:w="60"/>
+              <w:left w:type="dxa" w:w="90"/>
+              <w:bottom w:type="dxa" w:w="60"/>
+              <w:right w:type="dxa" w:w="90"/>
+            </w:tcMar>
+          </w:tcPr>
+          <w:p>
+            <w:r>
+              <w:rPr>
+                <w:b w:val="false"/>
+                <w:bCs w:val="false"/>
+                <w:color w:val="222222"/>
+                <w:sz w:val="17"/>
+                <w:szCs w:val="17"/>
+              </w:rPr>
+              <w:t xml:space="preserve">REL-106.2</w:t>
+            </w:r>
+          </w:p>
+        </w:tc>
+        <w:tc>
+          <w:tcPr>
+            <w:tcW w:type="dxa" w:w="7060"/>
+            <w:tcBorders>
+              <w:top w:val="single" w:color="BFC7D5" w:sz="4"/>
+              <w:left w:val="single" w:color="BFC7D5" w:sz="4"/>
+              <w:bottom w:val="single" w:color="BFC7D5" w:sz="4"/>
+              <w:right w:val="single" w:color="BFC7D5" w:sz="4"/>
+            </w:tcBorders>
+            <w:tcMar>
+              <w:top w:type="dxa" w:w="60"/>
+              <w:left w:type="dxa" w:w="90"/>
+              <w:bottom w:type="dxa" w:w="60"/>
+              <w:right w:type="dxa" w:w="90"/>
+            </w:tcMar>
+          </w:tcPr>
+          <w:p>
+            <w:r>
+              <w:rPr>
+                <w:b w:val="false"/>
+                <w:bCs w:val="false"/>
+                <w:color w:val="222222"/>
+                <w:sz w:val="17"/>
+                <w:szCs w:val="17"/>
+              </w:rPr>
+              <w:t xml:space="preserve">reported f1b8445a994e; tag v1.4.1 → f1b8445a994e</w:t>
+            </w:r>
+          </w:p>
+        </w:tc>
+        <w:tc>
+          <w:tcPr>
+            <w:tcW w:type="dxa" w:w="1200"/>
+            <w:tcBorders>
+              <w:top w:val="single" w:color="BFC7D5" w:sz="4"/>
+              <w:left w:val="single" w:color="BFC7D5" w:sz="4"/>
+              <w:bottom w:val="single" w:color="BFC7D5" w:sz="4"/>
+              <w:right w:val="single" w:color="BFC7D5" w:sz="4"/>
+            </w:tcBorders>
+            <w:shd w:fill="E3F4E8" w:color="auto" w:val="clear"/>
+            <w:tcMar>
+              <w:top w:type="dxa" w:w="60"/>
+              <w:left w:type="dxa" w:w="90"/>
+              <w:bottom w:type="dxa" w:w="60"/>
+              <w:right w:type="dxa" w:w="90"/>
+            </w:tcMar>
+          </w:tcPr>
+          <w:p>
+            <w:r>
+              <w:rPr>
+                <w:b/>
+                <w:bCs/>
+                <w:sz w:val="17"/>
+                <w:szCs w:val="17"/>
+              </w:rPr>
+              <w:t xml:space="preserve">Pass</w:t>
+            </w:r>
+          </w:p>
+        </w:tc>
+      </w:tr>
+      <w:tr>
+        <w:tc>
+          <w:tcPr>
+            <w:tcW w:type="dxa" w:w="1100"/>
+            <w:tcBorders>
+              <w:top w:val="single" w:color="BFC7D5" w:sz="4"/>
+              <w:left w:val="single" w:color="BFC7D5" w:sz="4"/>
+              <w:bottom w:val="single" w:color="BFC7D5" w:sz="4"/>
+              <w:right w:val="single" w:color="BFC7D5" w:sz="4"/>
+            </w:tcBorders>
+            <w:tcMar>
+              <w:top w:type="dxa" w:w="60"/>
+              <w:left w:type="dxa" w:w="90"/>
+              <w:bottom w:type="dxa" w:w="60"/>
+              <w:right w:type="dxa" w:w="90"/>
+            </w:tcMar>
+          </w:tcPr>
+          <w:p>
+            <w:r>
+              <w:rPr>
+                <w:b w:val="false"/>
+                <w:bCs w:val="false"/>
+                <w:color w:val="222222"/>
+                <w:sz w:val="17"/>
+                <w:szCs w:val="17"/>
+              </w:rPr>
+              <w:t xml:space="preserve">REL-106.3</w:t>
+            </w:r>
+          </w:p>
+        </w:tc>
+        <w:tc>
+          <w:tcPr>
+            <w:tcW w:type="dxa" w:w="7060"/>
+            <w:tcBorders>
+              <w:top w:val="single" w:color="BFC7D5" w:sz="4"/>
+              <w:left w:val="single" w:color="BFC7D5" w:sz="4"/>
+              <w:bottom w:val="single" w:color="BFC7D5" w:sz="4"/>
+              <w:right w:val="single" w:color="BFC7D5" w:sz="4"/>
+            </w:tcBorders>
+            <w:tcMar>
+              <w:top w:type="dxa" w:w="60"/>
+              <w:left w:type="dxa" w:w="90"/>
+              <w:bottom w:type="dxa" w:w="60"/>
+              <w:right w:type="dxa" w:w="90"/>
+            </w:tcMar>
+          </w:tcPr>
+          <w:p>
+            <w:r>
+              <w:rPr>
+                <w:b w:val="false"/>
+                <w:bCs w:val="false"/>
+                <w:color w:val="222222"/>
+                <w:sz w:val="17"/>
+                <w:szCs w:val="17"/>
+              </w:rPr>
+              <w:t xml:space="preserve">## [1.4.1] present</w:t>
+            </w:r>
+          </w:p>
+        </w:tc>
+        <w:tc>
+          <w:tcPr>
+            <w:tcW w:type="dxa" w:w="1200"/>
+            <w:tcBorders>
+              <w:top w:val="single" w:color="BFC7D5" w:sz="4"/>
+              <w:left w:val="single" w:color="BFC7D5" w:sz="4"/>
+              <w:bottom w:val="single" w:color="BFC7D5" w:sz="4"/>
+              <w:right w:val="single" w:color="BFC7D5" w:sz="4"/>
+            </w:tcBorders>
+            <w:shd w:fill="E3F4E8" w:color="auto" w:val="clear"/>
+            <w:tcMar>
+              <w:top w:type="dxa" w:w="60"/>
+              <w:left w:type="dxa" w:w="90"/>
+              <w:bottom w:type="dxa" w:w="60"/>
+              <w:right w:type="dxa" w:w="90"/>
+            </w:tcMar>
+          </w:tcPr>
+          <w:p>
+            <w:r>
+              <w:rPr>
+                <w:b/>
+                <w:bCs/>
+                <w:sz w:val="17"/>
+                <w:szCs w:val="17"/>
+              </w:rPr>
+              <w:t xml:space="preserve">Pass</w:t>
+            </w:r>
+          </w:p>
+        </w:tc>
+      </w:tr>
+      <w:tr>
+        <w:tc>
+          <w:tcPr>
+            <w:tcW w:type="dxa" w:w="1100"/>
+            <w:tcBorders>
+              <w:top w:val="single" w:color="BFC7D5" w:sz="4"/>
+              <w:left w:val="single" w:color="BFC7D5" w:sz="4"/>
+              <w:bottom w:val="single" w:color="BFC7D5" w:sz="4"/>
+              <w:right w:val="single" w:color="BFC7D5" w:sz="4"/>
+            </w:tcBorders>
+            <w:tcMar>
+              <w:top w:type="dxa" w:w="60"/>
+              <w:left w:type="dxa" w:w="90"/>
+              <w:bottom w:type="dxa" w:w="60"/>
+              <w:right w:type="dxa" w:w="90"/>
+            </w:tcMar>
+          </w:tcPr>
+          <w:p>
+            <w:r>
+              <w:rPr>
+                <w:b w:val="false"/>
+                <w:bCs w:val="false"/>
+                <w:color w:val="222222"/>
+                <w:sz w:val="17"/>
+                <w:szCs w:val="17"/>
+              </w:rPr>
+              <w:t xml:space="preserve">REL-106.4</w:t>
+            </w:r>
+          </w:p>
+        </w:tc>
+        <w:tc>
+          <w:tcPr>
+            <w:tcW w:type="dxa" w:w="7060"/>
+            <w:tcBorders>
+              <w:top w:val="single" w:color="BFC7D5" w:sz="4"/>
+              <w:left w:val="single" w:color="BFC7D5" w:sz="4"/>
+              <w:bottom w:val="single" w:color="BFC7D5" w:sz="4"/>
+              <w:right w:val="single" w:color="BFC7D5" w:sz="4"/>
+            </w:tcBorders>
+            <w:tcMar>
+              <w:top w:type="dxa" w:w="60"/>
+              <w:left w:type="dxa" w:w="90"/>
+              <w:bottom w:type="dxa" w:w="60"/>
+              <w:right w:type="dxa" w:w="90"/>
+            </w:tcMar>
+          </w:tcPr>
+          <w:p>
+            <w:r>
+              <w:rPr>
+                <w:b w:val="false"/>
+                <w:bCs w:val="false"/>
+                <w:color w:val="222222"/>
+                <w:sz w:val="17"/>
+                <w:szCs w:val="17"/>
+              </w:rPr>
+              <w:t xml:space="preserve">{"ok":true,"build":{"version":"1.4.1","commit":"f1b8445a994e3b3eb9201e93c58d327b30664d9b","date":"2026-10-06T22:17:01Z"}}</w:t>
+            </w:r>
+          </w:p>
+        </w:tc>
+        <w:tc>
+          <w:tcPr>
+            <w:tcW w:type="dxa" w:w="1200"/>
+            <w:tcBorders>
+              <w:top w:val="single" w:color="BFC7D5" w:sz="4"/>
+              <w:left w:val="single" w:color="BFC7D5" w:sz="4"/>
+              <w:bottom w:val="single" w:color="BFC7D5" w:sz="4"/>
+              <w:right w:val="single" w:color="BFC7D5" w:sz="4"/>
+            </w:tcBorders>
+            <w:shd w:fill="E3F4E8" w:color="auto" w:val="clear"/>
+            <w:tcMar>
+              <w:top w:type="dxa" w:w="60"/>
+              <w:left w:type="dxa" w:w="90"/>
+              <w:bottom w:type="dxa" w:w="60"/>
+              <w:right w:type="dxa" w:w="90"/>
+            </w:tcMar>
+          </w:tcPr>
+          <w:p>
+            <w:r>
+              <w:rPr>
+                <w:b/>
+                <w:bCs/>
+                <w:sz w:val="17"/>
+                <w:szCs w:val="17"/>
+              </w:rPr>
+              <w:t xml:space="preserve">Pass</w:t>
+            </w:r>
+          </w:p>
+        </w:tc>
+      </w:tr>
+    </w:tbl>
+    <w:p>
+      <w:pPr>
+        <w:spacing w:after="120"/>
+      </w:pPr>
+    </w:p>
+    <w:p>
+      <w:pPr>
+        <w:pStyle w:val="Heading1"/>
+      </w:pPr>
+      <w:r>
         <w:t xml:space="preserve">Alternate flows / negative cases</w:t>
       </w:r>
     </w:p>
@@ -1664,6 +2285,24 @@
         <w:spacing w:after="100"/>
       </w:pPr>
       <w:r>
+        <w:t xml:space="preserve">Initial execution (v1.4.0 code): </w:t>
+      </w:r>
+      <w:r>
+        <w:rPr>
+          <w:b/>
+          <w:bCs/>
+        </w:rPr>
+        <w:t xml:space="preserve">Pass</w:t>
+      </w:r>
+    </w:p>
+    <w:p>
+      <w:pPr>
+        <w:spacing w:after="100"/>
+      </w:pPr>
+      <w:r>
+        <w:t xml:space="preserve">Re-test on v1.4.1 (run 4): </w:t>
+      </w:r>
+      <w:r>
         <w:rPr>
           <w:b/>
           <w:bCs/>
@@ -1753,7 +2392,7 @@
       <w:r>
         <w:drawing>
           <wp:inline distT="0" distB="0" distL="0" distR="0">
-            <wp:extent cx="5905500" cy="1228725"/>
+            <wp:extent cx="5905500" cy="1819275"/>
             <wp:effectExtent t="0" r="0" b="0" l="0"/>
             <wp:docPr id="7" name="" descr="" title=""/>
             <wp:cNvGraphicFramePr>
@@ -1778,7 +2417,7 @@
                   <pic:spPr bwMode="auto">
                     <a:xfrm>
                       <a:off x="0" y="0"/>
-                      <a:ext cx="5905500" cy="1228725"/>
+                      <a:ext cx="5905500" cy="1819275"/>
                     </a:xfrm>
                     <a:prstGeom prst="rect">
                       <a:avLst/>

--- a/docs/qms/evidence-2026/15_Testing/Test_Cases/TC-EM-REL-106_Release_identification_and_traceability.docx
+++ b/docs/qms/evidence-2026/15_Testing/Test_Cases/TC-EM-REL-106_Release_identification_and_traceability.docx
@@ -2362,10 +2362,10 @@
           <w:sz w:val="19"/>
           <w:szCs w:val="19"/>
         </w:rPr>
-        <w:t xml:space="preserve">15_Testing/Execution_Records/results.json</w:t>
-      </w:r>
-      <w:r>
-        <w:t xml:space="preserve">, </w:t>
+        <w:t xml:space="preserve">15_Testing/Execution_Records/run1/</w:t>
+      </w:r>
+      <w:r>
+        <w:t xml:space="preserve"> (initial) and </w:t>
       </w:r>
       <w:r>
         <w:rPr>
@@ -2373,7 +2373,10 @@
           <w:sz w:val="19"/>
           <w:szCs w:val="19"/>
         </w:rPr>
-        <w:t xml:space="preserve">execution_log.txt</w:t>
+        <w:t xml:space="preserve">run4/</w:t>
+      </w:r>
+      <w:r>
+        <w:t xml:space="preserve"> (v1.4.1 re-test)</w:t>
       </w:r>
     </w:p>
     <w:p>

--- a/docs/qms/evidence-2026/15_Testing/Test_Cases/TC-EM-REL-106_Release_identification_and_traceability.docx
+++ b/docs/qms/evidence-2026/15_Testing/Test_Cases/TC-EM-REL-106_Release_identification_and_traceability.docx
@@ -2446,7 +2446,7 @@
           <w:sz w:val="17"/>
           <w:szCs w:val="17"/>
         </w:rPr>
-        <w:t xml:space="preserve">SCR-09_api_version — GET /api/version on the reference instance</w:t>
+        <w:t xml:space="preserve">SCR-09_api_version — Release identification on the reference instance</w:t>
       </w:r>
     </w:p>
     <w:p>
@@ -2509,6 +2509,68 @@
           <w:szCs w:val="17"/>
         </w:rPr>
         <w:t xml:space="preserve">SCR-12_github_tag_v1.4.0 — Annotated tag v1.4.0 on GitHub</w:t>
+      </w:r>
+    </w:p>
+    <w:p>
+      <w:pPr>
+        <w:spacing w:before="120"/>
+        <w:jc w:val="center"/>
+      </w:pPr>
+      <w:r>
+        <w:drawing>
+          <wp:inline distT="0" distB="0" distL="0" distR="0">
+            <wp:extent cx="5905500" cy="4105275"/>
+            <wp:effectExtent t="0" r="0" b="0" l="0"/>
+            <wp:docPr id="9" name="" descr="" title=""/>
+            <wp:cNvGraphicFramePr>
+              <a:graphicFrameLocks xmlns:a="http://schemas.openxmlformats.org/drawingml/2006/main" noChangeAspect="1"/>
+            </wp:cNvGraphicFramePr>
+            <a:graphic xmlns:a="http://schemas.openxmlformats.org/drawingml/2006/main">
+              <a:graphicData uri="http://schemas.openxmlformats.org/drawingml/2006/picture">
+                <pic:pic xmlns:pic="http://schemas.openxmlformats.org/drawingml/2006/picture">
+                  <pic:nvPicPr>
+                    <pic:cNvPr id="0" name="" descr=""/>
+                    <pic:cNvPicPr>
+                      <a:picLocks noChangeAspect="1" noChangeArrowheads="1"/>
+                    </pic:cNvPicPr>
+                  </pic:nvPicPr>
+                  <pic:blipFill>
+                    <a:blip r:embed="rId11" cstate="none"/>
+                    <a:srcRect/>
+                    <a:stretch>
+                      <a:fillRect/>
+                    </a:stretch>
+                  </pic:blipFill>
+                  <pic:spPr bwMode="auto">
+                    <a:xfrm>
+                      <a:off x="0" y="0"/>
+                      <a:ext cx="5905500" cy="4105275"/>
+                    </a:xfrm>
+                    <a:prstGeom prst="rect">
+                      <a:avLst/>
+                    </a:prstGeom>
+                  </pic:spPr>
+                </pic:pic>
+              </a:graphicData>
+            </a:graphic>
+          </wp:inline>
+        </w:drawing>
+      </w:r>
+    </w:p>
+    <w:p>
+      <w:pPr>
+        <w:spacing w:after="200"/>
+        <w:jc w:val="center"/>
+      </w:pPr>
+      <w:r>
+        <w:rPr>
+          <w:i/>
+          <w:iCs/>
+          <w:color w:val="555555"/>
+          <w:sz w:val="17"/>
+          <w:szCs w:val="17"/>
+        </w:rPr>
+        <w:t xml:space="preserve">SCR-18_github_tag_v1.4.1 — Annotated tag v1.4.1 on GitHub</w:t>
       </w:r>
     </w:p>
     <w:sectPr>

--- a/docs/qms/evidence-2026/15_Testing/Test_Cases/TC-EM-REL-106_Release_identification_and_traceability.docx
+++ b/docs/qms/evidence-2026/15_Testing/Test_Cases/TC-EM-REL-106_Release_identification_and_traceability.docx
@@ -775,14 +775,13 @@
           <w:p>
             <w:r>
               <w:rPr>
-                <w:rFonts w:ascii="Consolas" w:cs="Consolas" w:eastAsia="Consolas" w:hAnsi="Consolas"/>
-                <w:b w:val="false"/>
-                <w:bCs w:val="false"/>
-                <w:color w:val="222222"/>
-                <w:sz w:val="15"/>
-                <w:szCs w:val="15"/>
-              </w:rPr>
-              <w:t xml:space="preserve">________________</w:t>
+                <w:b w:val="false"/>
+                <w:bCs w:val="false"/>
+                <w:color w:val="222222"/>
+                <w:sz w:val="17"/>
+                <w:szCs w:val="17"/>
+              </w:rPr>
+              <w:t xml:space="preserve">Richard Watson Stephen Amudha (Lead Engineer)</w:t>
             </w:r>
           </w:p>
         </w:tc>
@@ -836,14 +835,133 @@
           <w:p>
             <w:r>
               <w:rPr>
-                <w:rFonts w:ascii="Consolas" w:cs="Consolas" w:eastAsia="Consolas" w:hAnsi="Consolas"/>
-                <w:b w:val="false"/>
-                <w:bCs w:val="false"/>
-                <w:color w:val="222222"/>
-                <w:sz w:val="15"/>
-                <w:szCs w:val="15"/>
-              </w:rPr>
-              <w:t xml:space="preserve">________________</w:t>
+                <w:b w:val="false"/>
+                <w:bCs w:val="false"/>
+                <w:color w:val="222222"/>
+                <w:sz w:val="17"/>
+                <w:szCs w:val="17"/>
+              </w:rPr>
+              <w:t xml:space="preserve">Alexander Peter (EchoMind Project Lead)</w:t>
+            </w:r>
+          </w:p>
+        </w:tc>
+      </w:tr>
+      <w:tr>
+        <w:tc>
+          <w:tcPr>
+            <w:tcW w:type="dxa" w:w="2600"/>
+            <w:tcBorders>
+              <w:top w:val="single" w:color="BFC7D5" w:sz="4"/>
+              <w:left w:val="single" w:color="BFC7D5" w:sz="4"/>
+              <w:bottom w:val="single" w:color="BFC7D5" w:sz="4"/>
+              <w:right w:val="single" w:color="BFC7D5" w:sz="4"/>
+            </w:tcBorders>
+            <w:tcMar>
+              <w:top w:type="dxa" w:w="60"/>
+              <w:left w:type="dxa" w:w="90"/>
+              <w:bottom w:type="dxa" w:w="60"/>
+              <w:right w:type="dxa" w:w="90"/>
+            </w:tcMar>
+          </w:tcPr>
+          <w:p>
+            <w:r>
+              <w:rPr>
+                <w:b w:val="false"/>
+                <w:bCs w:val="false"/>
+                <w:color w:val="222222"/>
+                <w:sz w:val="17"/>
+                <w:szCs w:val="17"/>
+              </w:rPr>
+              <w:t xml:space="preserve">Quality assurance</w:t>
+            </w:r>
+          </w:p>
+        </w:tc>
+        <w:tc>
+          <w:tcPr>
+            <w:tcW w:type="dxa" w:w="6760"/>
+            <w:tcBorders>
+              <w:top w:val="single" w:color="BFC7D5" w:sz="4"/>
+              <w:left w:val="single" w:color="BFC7D5" w:sz="4"/>
+              <w:bottom w:val="single" w:color="BFC7D5" w:sz="4"/>
+              <w:right w:val="single" w:color="BFC7D5" w:sz="4"/>
+            </w:tcBorders>
+            <w:tcMar>
+              <w:top w:type="dxa" w:w="60"/>
+              <w:left w:type="dxa" w:w="90"/>
+              <w:bottom w:type="dxa" w:w="60"/>
+              <w:right w:type="dxa" w:w="90"/>
+            </w:tcMar>
+          </w:tcPr>
+          <w:p>
+            <w:r>
+              <w:rPr>
+                <w:b w:val="false"/>
+                <w:bCs w:val="false"/>
+                <w:color w:val="222222"/>
+                <w:sz w:val="17"/>
+                <w:szCs w:val="17"/>
+              </w:rPr>
+              <w:t xml:space="preserve">Sheryl Nazareth (QA / MR)</w:t>
+            </w:r>
+          </w:p>
+        </w:tc>
+      </w:tr>
+      <w:tr>
+        <w:tc>
+          <w:tcPr>
+            <w:tcW w:type="dxa" w:w="2600"/>
+            <w:tcBorders>
+              <w:top w:val="single" w:color="BFC7D5" w:sz="4"/>
+              <w:left w:val="single" w:color="BFC7D5" w:sz="4"/>
+              <w:bottom w:val="single" w:color="BFC7D5" w:sz="4"/>
+              <w:right w:val="single" w:color="BFC7D5" w:sz="4"/>
+            </w:tcBorders>
+            <w:tcMar>
+              <w:top w:type="dxa" w:w="60"/>
+              <w:left w:type="dxa" w:w="90"/>
+              <w:bottom w:type="dxa" w:w="60"/>
+              <w:right w:type="dxa" w:w="90"/>
+            </w:tcMar>
+          </w:tcPr>
+          <w:p>
+            <w:r>
+              <w:rPr>
+                <w:b w:val="false"/>
+                <w:bCs w:val="false"/>
+                <w:color w:val="222222"/>
+                <w:sz w:val="17"/>
+                <w:szCs w:val="17"/>
+              </w:rPr>
+              <w:t xml:space="preserve">Approved by</w:t>
+            </w:r>
+          </w:p>
+        </w:tc>
+        <w:tc>
+          <w:tcPr>
+            <w:tcW w:type="dxa" w:w="6760"/>
+            <w:tcBorders>
+              <w:top w:val="single" w:color="BFC7D5" w:sz="4"/>
+              <w:left w:val="single" w:color="BFC7D5" w:sz="4"/>
+              <w:bottom w:val="single" w:color="BFC7D5" w:sz="4"/>
+              <w:right w:val="single" w:color="BFC7D5" w:sz="4"/>
+            </w:tcBorders>
+            <w:tcMar>
+              <w:top w:type="dxa" w:w="60"/>
+              <w:left w:type="dxa" w:w="90"/>
+              <w:bottom w:type="dxa" w:w="60"/>
+              <w:right w:type="dxa" w:w="90"/>
+            </w:tcMar>
+          </w:tcPr>
+          <w:p>
+            <w:r>
+              <w:rPr>
+                <w:b w:val="false"/>
+                <w:bCs w:val="false"/>
+                <w:color w:val="222222"/>
+                <w:sz w:val="17"/>
+                <w:szCs w:val="17"/>
+              </w:rPr>
+              <w:t xml:space="preserve">Anita Johan (Managing Director) — 2026-10-07</w:t>
             </w:r>
           </w:p>
         </w:tc>
@@ -931,18 +1049,7 @@
         <w:t xml:space="preserve">run_tests.py</w:t>
       </w:r>
       <w:r>
-        <w:t xml:space="preserve">) against the reference instance; responsible tester: </w:t>
-      </w:r>
-      <w:r>
-        <w:rPr>
-          <w:rFonts w:ascii="Consolas" w:cs="Consolas" w:eastAsia="Consolas" w:hAnsi="Consolas"/>
-          <w:sz w:val="19"/>
-          <w:szCs w:val="19"/>
-        </w:rPr>
-        <w:t xml:space="preserve">________________</w:t>
-      </w:r>
-      <w:r>
-        <w:t xml:space="preserve">.</w:t>
+        <w:t xml:space="preserve">) against the reference instance; responsible tester: Richard Watson Stephen Amudha (Lead Engineer); results reviewed by Alexander Peter (EchoMind Project Lead).</w:t>
       </w:r>
     </w:p>
     <w:tbl>
